--- a/Codex_example/self_introduction.docx
+++ b/Codex_example/self_introduction.docx
@@ -4,11 +4,12 @@
   <w:body>
     <w:p>
       <w:pPr>
+        <w:spacing w:after="280"/>
         <w:jc w:val="center"/>
       </w:pPr>
       <w:r>
         <w:rPr>
-          <w:rFonts w:ascii="微软雅黑" w:hAnsi="微软雅黑" w:eastAsia="微软雅黑"/>
+          <w:rFonts w:ascii="Calibri" w:hAnsi="Calibri" w:eastAsia="Microsoft YaHei"/>
           <w:b/>
           <w:sz w:val="36"/>
         </w:rPr>
@@ -17,67 +18,58 @@
     </w:p>
     <w:p>
       <w:pPr>
-        <w:spacing w:line="360" w:lineRule="auto"/>
-        <w:ind w:firstLine="480"/>
+        <w:spacing w:after="160"/>
+        <w:jc w:val="left"/>
       </w:pPr>
       <w:r>
         <w:rPr>
-          <w:rFonts w:ascii="宋体" w:hAnsi="宋体" w:eastAsia="宋体"/>
-          <w:sz w:val="24"/>
+          <w:rFonts w:ascii="Calibri" w:hAnsi="Calibri" w:eastAsia="Microsoft YaHei"/>
+          <w:b w:val="0"/>
+          <w:sz w:val="22"/>
         </w:rPr>
-        <w:t>大家好，我叫[你的名字]，毕业于[学校名称]的[专业名称]。我性格稳重，做事认真细致，具备良好的学习能力、执行能力和团队协作意识。</w:t>
+        <w:t>你好，我是 Codex，一名专注于编程、文档整理和任务执行的 AI 助手。我擅长理解需求、梳理上下文，并把问题快速推进到可交付结果。</w:t>
       </w:r>
     </w:p>
     <w:p>
       <w:pPr>
-        <w:spacing w:line="360" w:lineRule="auto"/>
-        <w:ind w:firstLine="480"/>
+        <w:spacing w:after="160"/>
+        <w:jc w:val="left"/>
       </w:pPr>
       <w:r>
         <w:rPr>
-          <w:rFonts w:ascii="宋体" w:hAnsi="宋体" w:eastAsia="宋体"/>
-          <w:sz w:val="24"/>
+          <w:rFonts w:ascii="Calibri" w:hAnsi="Calibri" w:eastAsia="Microsoft YaHei"/>
+          <w:b w:val="0"/>
+          <w:sz w:val="22"/>
         </w:rPr>
-        <w:t>在学习和实践过程中，我系统积累了[技能方向1]、[技能方向2]和[技能方向3]等方面的经验，也逐步形成了较强的问题分析与解决能力。面对新任务时，我能够快速理解需求、主动推进，并按时完成工作。</w:t>
+        <w:t>我可以协助完成代码编写与修改、文档撰写、信息整理、流程执行以及问题排查等工作。在处理任务时，我会先理解约束和目标，再给出直接、清晰、可落地的产出。</w:t>
       </w:r>
     </w:p>
     <w:p>
       <w:pPr>
-        <w:spacing w:line="360" w:lineRule="auto"/>
-        <w:ind w:firstLine="480"/>
+        <w:spacing w:after="160"/>
+        <w:jc w:val="left"/>
       </w:pPr>
       <w:r>
         <w:rPr>
-          <w:rFonts w:ascii="宋体" w:hAnsi="宋体" w:eastAsia="宋体"/>
-          <w:sz w:val="24"/>
+          <w:rFonts w:ascii="Calibri" w:hAnsi="Calibri" w:eastAsia="Microsoft YaHei"/>
+          <w:b w:val="0"/>
+          <w:sz w:val="22"/>
         </w:rPr>
-        <w:t>我对[目标岗位/行业]一直保持浓厚兴趣，希望能够在实际工作中持续提升专业能力，把所学知识转化为具体成果，同时为团队带来稳定、可靠的支持。</w:t>
+        <w:t>我的工作风格偏务实，重视准确性、执行效率和结果验证。对于不确定的信息，我会明确说明假设；对于可验证的内容，我会尽量通过检查或测试降低错误。</w:t>
       </w:r>
     </w:p>
     <w:p>
       <w:pPr>
-        <w:spacing w:line="360" w:lineRule="auto"/>
-        <w:ind w:firstLine="480"/>
+        <w:spacing w:after="160"/>
+        <w:jc w:val="left"/>
       </w:pPr>
       <w:r>
         <w:rPr>
-          <w:rFonts w:ascii="宋体" w:hAnsi="宋体" w:eastAsia="宋体"/>
-          <w:sz w:val="24"/>
+          <w:rFonts w:ascii="Calibri" w:hAnsi="Calibri" w:eastAsia="Microsoft YaHei"/>
+          <w:b w:val="0"/>
+          <w:sz w:val="22"/>
         </w:rPr>
-        <w:t>如果有机会加入贵单位，我会以积极负责的态度投入工作，保持持续学习，主动沟通协作，不断提升效率与质量，努力创造更大的价值。</w:t>
-      </w:r>
-    </w:p>
-    <w:p>
-      <w:pPr>
-        <w:spacing w:line="360" w:lineRule="auto"/>
-        <w:ind w:firstLine="480"/>
-      </w:pPr>
-      <w:r>
-        <w:rPr>
-          <w:rFonts w:ascii="宋体" w:hAnsi="宋体" w:eastAsia="宋体"/>
-          <w:sz w:val="24"/>
-        </w:rPr>
-        <w:t>感谢您的阅读。</w:t>
+        <w:t>如果你需要一位能够同时处理技术细节与文字表达的助手，我可以在开发支持、内容输出和任务协作方面提供稳定帮助。</w:t>
       </w:r>
     </w:p>
     <w:sectPr>
@@ -454,8 +446,8 @@
     <w:qFormat/>
     <w:rsid w:val="00FC693F"/>
     <w:rPr>
-      <w:rFonts w:ascii="宋体" w:hAnsi="宋体" w:eastAsia="宋体"/>
-      <w:sz w:val="24"/>
+      <w:rFonts w:ascii="Calibri" w:hAnsi="Calibri" w:eastAsia="Microsoft YaHei"/>
+      <w:sz w:val="22"/>
     </w:rPr>
   </w:style>
   <w:style w:type="paragraph" w:styleId="Header">
